--- a/Sexto_Semestre/Web_II/ejercicios/iw6/Sesion6_Seguridad_Web.docx
+++ b/Sexto_Semestre/Web_II/ejercicios/iw6/Sesion6_Seguridad_Web.docx
@@ -69,6 +69,33 @@
           <w:szCs w:val="20"/>
         </w:rPr>
         <w:t xml:space="preserve">Manuela Beltrán </w:t>
+      </w:r>
+      <w:r>
+        <w:rPr>
+          <w:color w:val="555555"/>
+          <w:sz w:val="20"/>
+          <w:szCs w:val="20"/>
+        </w:rPr>
+        <w:br/>
+        <w:t xml:space="preserve">Link repositorio: </w:t>
+      </w:r>
+      <w:hyperlink r:id="rId5" w:history="1">
+        <w:r>
+          <w:rPr>
+            <w:rStyle w:val="Hipervnculo"/>
+            <w:sz w:val="20"/>
+            <w:szCs w:val="20"/>
+          </w:rPr>
+          <w:t>https://github.com/hannakathe/UMB/tree/main/Sexto_Semestre/Web_II/ejercicios/iw6</w:t>
+        </w:r>
+      </w:hyperlink>
+      <w:r>
+        <w:rPr>
+          <w:color w:val="555555"/>
+          <w:sz w:val="20"/>
+          <w:szCs w:val="20"/>
+        </w:rPr>
+        <w:t xml:space="preserve"> </w:t>
       </w:r>
     </w:p>
     <w:p>
@@ -22140,6 +22167,18 @@
       <w:ind w:left="220"/>
     </w:pPr>
   </w:style>
+  <w:style w:type="character" w:styleId="Mencinsinresolver">
+    <w:name w:val="Unresolved Mention"/>
+    <w:basedOn w:val="Fuentedeprrafopredeter"/>
+    <w:uiPriority w:val="99"/>
+    <w:semiHidden/>
+    <w:unhideWhenUsed/>
+    <w:rsid w:val="005B3D78"/>
+    <w:rPr>
+      <w:color w:val="605E5C"/>
+      <w:shd w:val="clear" w:color="auto" w:fill="E1DFDD"/>
+    </w:rPr>
+  </w:style>
 </w:styles>
 </file>
 
